--- a/docs/sys.docx
+++ b/docs/sys.docx
@@ -3116,21 +3116,17 @@
     </w:p>
     <w:tbl>
       <w:tblPr>
-        <w:tblW w:type="auto" w:w="0"/>
-        <w:jc w:val="left"/>
+        <w:tblW w:w="0" w:type="auto"/>
         <w:tblLayout w:type="fixed"/>
-        <w:tblLook w:firstColumn="1" w:firstRow="1" w:lastColumn="0" w:lastRow="0" w:noHBand="0" w:noVBand="1" w:val="04A0"/>
-        <w:tblInd w:w="0" w:type="dxa"/>
         <w:tblCellMar>
           <w:left w:w="0" w:type="dxa"/>
           <w:right w:w="0" w:type="dxa"/>
-          <w:top w:w="0" w:type="dxa"/>
-          <w:bottom w:w="0" w:type="dxa"/>
         </w:tblCellMar>
+        <w:tblLook w:val="04A0" w:firstRow="1" w:lastRow="0" w:firstColumn="1" w:lastColumn="0" w:noHBand="0" w:noVBand="1"/>
       </w:tblPr>
       <w:tblGrid>
-        <w:gridCol w:w="5046"/>
-        <w:gridCol w:w="5046"/>
+        <w:gridCol w:w="5551"/>
+        <w:gridCol w:w="4541"/>
       </w:tblGrid>
       <w:tr>
         <w:trPr>
@@ -3138,15 +3134,95 @@
         </w:trPr>
         <w:tc>
           <w:tcPr>
-            <w:tcW w:type="dxa" w:w="5551"/>
+            <w:tcW w:w="5551" w:type="dxa"/>
           </w:tcPr>
           <w:p>
             <w:pPr>
-              <w:spacing w:before="0" w:after="80" w:line="240" w:lineRule="auto"/>
+              <w:spacing w:after="80" w:line="240" w:lineRule="auto"/>
+              <w:rPr>
+                <w:rFonts w:ascii="Cambria" w:eastAsia="Cambria" w:hAnsi="Cambria"/>
+                <w:b/>
+                <w:sz w:val="22"/>
+              </w:rPr>
+            </w:pPr>
+          </w:p>
+          <w:p>
+            <w:pPr>
+              <w:spacing w:after="80" w:line="240" w:lineRule="auto"/>
+              <w:rPr>
+                <w:rFonts w:ascii="Cambria" w:eastAsia="Cambria" w:hAnsi="Cambria"/>
+                <w:b/>
+                <w:sz w:val="22"/>
+              </w:rPr>
+            </w:pPr>
+          </w:p>
+          <w:p>
+            <w:pPr>
+              <w:spacing w:after="80" w:line="240" w:lineRule="auto"/>
+              <w:rPr>
+                <w:rFonts w:ascii="Cambria" w:eastAsia="Cambria" w:hAnsi="Cambria"/>
+                <w:b/>
+                <w:sz w:val="22"/>
+              </w:rPr>
+            </w:pPr>
+          </w:p>
+          <w:p>
+            <w:pPr>
+              <w:spacing w:after="80" w:line="240" w:lineRule="auto"/>
+              <w:rPr>
+                <w:rFonts w:ascii="Cambria" w:eastAsia="Cambria" w:hAnsi="Cambria"/>
+                <w:b/>
+                <w:sz w:val="22"/>
+              </w:rPr>
+            </w:pPr>
+          </w:p>
+          <w:p>
+            <w:pPr>
+              <w:spacing w:after="80" w:line="240" w:lineRule="auto"/>
+              <w:rPr>
+                <w:rFonts w:ascii="Cambria" w:eastAsia="Cambria" w:hAnsi="Cambria"/>
+                <w:b/>
+                <w:sz w:val="22"/>
+              </w:rPr>
+            </w:pPr>
+          </w:p>
+          <w:p>
+            <w:pPr>
+              <w:spacing w:after="80" w:line="240" w:lineRule="auto"/>
+              <w:rPr>
+                <w:rFonts w:ascii="Cambria" w:eastAsia="Cambria" w:hAnsi="Cambria"/>
+                <w:b/>
+                <w:sz w:val="22"/>
+              </w:rPr>
+            </w:pPr>
+          </w:p>
+          <w:p>
+            <w:pPr>
+              <w:spacing w:after="80" w:line="240" w:lineRule="auto"/>
+              <w:rPr>
+                <w:rFonts w:ascii="Cambria" w:eastAsia="Cambria" w:hAnsi="Cambria"/>
+                <w:b/>
+                <w:sz w:val="22"/>
+              </w:rPr>
+            </w:pPr>
+          </w:p>
+          <w:p>
+            <w:pPr>
+              <w:spacing w:after="80" w:line="240" w:lineRule="auto"/>
+              <w:rPr>
+                <w:rFonts w:ascii="Cambria" w:eastAsia="Cambria" w:hAnsi="Cambria"/>
+                <w:b/>
+                <w:sz w:val="22"/>
+              </w:rPr>
+            </w:pPr>
+          </w:p>
+          <w:p>
+            <w:pPr>
+              <w:spacing w:after="80" w:line="240" w:lineRule="auto"/>
             </w:pPr>
             <w:r>
               <w:rPr>
-                <w:rFonts w:ascii="Cambria" w:hAnsi="Cambria" w:eastAsia="Cambria"/>
+                <w:rFonts w:ascii="Cambria" w:eastAsia="Cambria" w:hAnsi="Cambria"/>
                 <w:b/>
                 <w:sz w:val="22"/>
               </w:rPr>
@@ -3160,12 +3236,11 @@
           </w:p>
           <w:p>
             <w:pPr>
-              <w:spacing w:before="0" w:after="0" w:line="240" w:lineRule="auto"/>
+              <w:spacing w:after="0" w:line="240" w:lineRule="auto"/>
             </w:pPr>
             <w:r>
               <w:rPr>
-                <w:rFonts w:ascii="Cambria" w:hAnsi="Cambria" w:eastAsia="Cambria"/>
-                <w:b w:val="0"/>
+                <w:rFonts w:ascii="Cambria" w:eastAsia="Cambria" w:hAnsi="Cambria"/>
                 <w:sz w:val="22"/>
               </w:rPr>
               <w:t>______________________________</w:t>
@@ -3173,11 +3248,11 @@
           </w:p>
           <w:p>
             <w:pPr>
-              <w:spacing w:before="0" w:after="0" w:line="240" w:lineRule="auto"/>
+              <w:spacing w:after="0" w:line="240" w:lineRule="auto"/>
             </w:pPr>
             <w:r>
               <w:rPr>
-                <w:rFonts w:ascii="Cambria" w:hAnsi="Cambria" w:eastAsia="Cambria"/>
+                <w:rFonts w:ascii="Cambria" w:eastAsia="Cambria" w:hAnsi="Cambria"/>
                 <w:b/>
                 <w:sz w:val="22"/>
               </w:rPr>
@@ -3186,13 +3261,11 @@
           </w:p>
           <w:p>
             <w:pPr>
-              <w:spacing w:before="0" w:after="0" w:line="240" w:lineRule="auto"/>
+              <w:spacing w:after="0" w:line="240" w:lineRule="auto"/>
             </w:pPr>
             <w:r>
               <w:rPr>
-                <w:rFonts w:ascii="Cambria" w:hAnsi="Cambria" w:eastAsia="Cambria"/>
-                <w:b w:val="0"/>
-                <w:sz w:val="19"/>
+                <w:rFonts w:ascii="Cambria" w:eastAsia="Cambria" w:hAnsi="Cambria"/>
               </w:rPr>
               <w:t>Entry No.: 23BCS032</w:t>
             </w:r>
@@ -3204,12 +3277,11 @@
           </w:p>
           <w:p>
             <w:pPr>
-              <w:spacing w:before="0" w:after="0" w:line="240" w:lineRule="auto"/>
+              <w:spacing w:after="0" w:line="240" w:lineRule="auto"/>
             </w:pPr>
             <w:r>
               <w:rPr>
-                <w:rFonts w:ascii="Cambria" w:hAnsi="Cambria" w:eastAsia="Cambria"/>
-                <w:b w:val="0"/>
+                <w:rFonts w:ascii="Cambria" w:eastAsia="Cambria" w:hAnsi="Cambria"/>
                 <w:sz w:val="22"/>
               </w:rPr>
               <w:t>______________________________</w:t>
@@ -3217,11 +3289,11 @@
           </w:p>
           <w:p>
             <w:pPr>
-              <w:spacing w:before="0" w:after="0" w:line="240" w:lineRule="auto"/>
+              <w:spacing w:after="0" w:line="240" w:lineRule="auto"/>
             </w:pPr>
             <w:r>
               <w:rPr>
-                <w:rFonts w:ascii="Cambria" w:hAnsi="Cambria" w:eastAsia="Cambria"/>
+                <w:rFonts w:ascii="Cambria" w:eastAsia="Cambria" w:hAnsi="Cambria"/>
                 <w:b/>
                 <w:sz w:val="22"/>
               </w:rPr>
@@ -3230,13 +3302,11 @@
           </w:p>
           <w:p>
             <w:pPr>
-              <w:spacing w:before="0" w:after="0" w:line="240" w:lineRule="auto"/>
+              <w:spacing w:after="0" w:line="240" w:lineRule="auto"/>
             </w:pPr>
             <w:r>
               <w:rPr>
-                <w:rFonts w:ascii="Cambria" w:hAnsi="Cambria" w:eastAsia="Cambria"/>
-                <w:b w:val="0"/>
-                <w:sz w:val="19"/>
+                <w:rFonts w:ascii="Cambria" w:eastAsia="Cambria" w:hAnsi="Cambria"/>
               </w:rPr>
               <w:t>Entry No.: 23BCS024</w:t>
             </w:r>
@@ -3248,12 +3318,11 @@
           </w:p>
           <w:p>
             <w:pPr>
-              <w:spacing w:before="0" w:after="0" w:line="240" w:lineRule="auto"/>
+              <w:spacing w:after="0" w:line="240" w:lineRule="auto"/>
             </w:pPr>
             <w:r>
               <w:rPr>
-                <w:rFonts w:ascii="Cambria" w:hAnsi="Cambria" w:eastAsia="Cambria"/>
-                <w:b w:val="0"/>
+                <w:rFonts w:ascii="Cambria" w:eastAsia="Cambria" w:hAnsi="Cambria"/>
                 <w:sz w:val="22"/>
               </w:rPr>
               <w:t>______________________________</w:t>
@@ -3261,11 +3330,11 @@
           </w:p>
           <w:p>
             <w:pPr>
-              <w:spacing w:before="0" w:after="0" w:line="240" w:lineRule="auto"/>
+              <w:spacing w:after="0" w:line="240" w:lineRule="auto"/>
             </w:pPr>
             <w:r>
               <w:rPr>
-                <w:rFonts w:ascii="Cambria" w:hAnsi="Cambria" w:eastAsia="Cambria"/>
+                <w:rFonts w:ascii="Cambria" w:eastAsia="Cambria" w:hAnsi="Cambria"/>
                 <w:b/>
                 <w:sz w:val="22"/>
               </w:rPr>
@@ -3274,13 +3343,11 @@
           </w:p>
           <w:p>
             <w:pPr>
-              <w:spacing w:before="0" w:after="0" w:line="240" w:lineRule="auto"/>
+              <w:spacing w:after="0" w:line="240" w:lineRule="auto"/>
             </w:pPr>
             <w:r>
               <w:rPr>
-                <w:rFonts w:ascii="Cambria" w:hAnsi="Cambria" w:eastAsia="Cambria"/>
-                <w:b w:val="0"/>
-                <w:sz w:val="19"/>
+                <w:rFonts w:ascii="Cambria" w:eastAsia="Cambria" w:hAnsi="Cambria"/>
               </w:rPr>
               <w:t>Entry No.: 23BCS015</w:t>
             </w:r>
@@ -3288,15 +3355,95 @@
         </w:tc>
         <w:tc>
           <w:tcPr>
-            <w:tcW w:type="dxa" w:w="4541"/>
+            <w:tcW w:w="4541" w:type="dxa"/>
           </w:tcPr>
           <w:p>
             <w:pPr>
-              <w:spacing w:before="0" w:after="80" w:line="240" w:lineRule="auto"/>
+              <w:spacing w:after="80" w:line="240" w:lineRule="auto"/>
+              <w:rPr>
+                <w:rFonts w:ascii="Cambria" w:eastAsia="Cambria" w:hAnsi="Cambria"/>
+                <w:b/>
+                <w:sz w:val="22"/>
+              </w:rPr>
+            </w:pPr>
+          </w:p>
+          <w:p>
+            <w:pPr>
+              <w:spacing w:after="80" w:line="240" w:lineRule="auto"/>
+              <w:rPr>
+                <w:rFonts w:ascii="Cambria" w:eastAsia="Cambria" w:hAnsi="Cambria"/>
+                <w:b/>
+                <w:sz w:val="22"/>
+              </w:rPr>
+            </w:pPr>
+          </w:p>
+          <w:p>
+            <w:pPr>
+              <w:spacing w:after="80" w:line="240" w:lineRule="auto"/>
+              <w:rPr>
+                <w:rFonts w:ascii="Cambria" w:eastAsia="Cambria" w:hAnsi="Cambria"/>
+                <w:b/>
+                <w:sz w:val="22"/>
+              </w:rPr>
+            </w:pPr>
+          </w:p>
+          <w:p>
+            <w:pPr>
+              <w:spacing w:after="80" w:line="240" w:lineRule="auto"/>
+              <w:rPr>
+                <w:rFonts w:ascii="Cambria" w:eastAsia="Cambria" w:hAnsi="Cambria"/>
+                <w:b/>
+                <w:sz w:val="22"/>
+              </w:rPr>
+            </w:pPr>
+          </w:p>
+          <w:p>
+            <w:pPr>
+              <w:spacing w:after="80" w:line="240" w:lineRule="auto"/>
+              <w:rPr>
+                <w:rFonts w:ascii="Cambria" w:eastAsia="Cambria" w:hAnsi="Cambria"/>
+                <w:b/>
+                <w:sz w:val="22"/>
+              </w:rPr>
+            </w:pPr>
+          </w:p>
+          <w:p>
+            <w:pPr>
+              <w:spacing w:after="80" w:line="240" w:lineRule="auto"/>
+              <w:rPr>
+                <w:rFonts w:ascii="Cambria" w:eastAsia="Cambria" w:hAnsi="Cambria"/>
+                <w:b/>
+                <w:sz w:val="22"/>
+              </w:rPr>
+            </w:pPr>
+          </w:p>
+          <w:p>
+            <w:pPr>
+              <w:spacing w:after="80" w:line="240" w:lineRule="auto"/>
+              <w:rPr>
+                <w:rFonts w:ascii="Cambria" w:eastAsia="Cambria" w:hAnsi="Cambria"/>
+                <w:b/>
+                <w:sz w:val="22"/>
+              </w:rPr>
+            </w:pPr>
+          </w:p>
+          <w:p>
+            <w:pPr>
+              <w:spacing w:after="80" w:line="240" w:lineRule="auto"/>
+              <w:rPr>
+                <w:rFonts w:ascii="Cambria" w:eastAsia="Cambria" w:hAnsi="Cambria"/>
+                <w:b/>
+                <w:sz w:val="22"/>
+              </w:rPr>
+            </w:pPr>
+          </w:p>
+          <w:p>
+            <w:pPr>
+              <w:spacing w:after="80" w:line="240" w:lineRule="auto"/>
             </w:pPr>
             <w:r>
               <w:rPr>
-                <w:rFonts w:ascii="Cambria" w:hAnsi="Cambria" w:eastAsia="Cambria"/>
+                <w:rFonts w:ascii="Cambria" w:eastAsia="Cambria" w:hAnsi="Cambria"/>
                 <w:b/>
                 <w:sz w:val="22"/>
               </w:rPr>
@@ -3310,12 +3457,11 @@
           </w:p>
           <w:p>
             <w:pPr>
-              <w:spacing w:before="0" w:after="0" w:line="240" w:lineRule="auto"/>
+              <w:spacing w:after="0" w:line="240" w:lineRule="auto"/>
             </w:pPr>
             <w:r>
               <w:rPr>
-                <w:rFonts w:ascii="Cambria" w:hAnsi="Cambria" w:eastAsia="Cambria"/>
-                <w:b w:val="0"/>
+                <w:rFonts w:ascii="Cambria" w:eastAsia="Cambria" w:hAnsi="Cambria"/>
                 <w:sz w:val="22"/>
               </w:rPr>
               <w:t>______________________________</w:t>
@@ -3323,11 +3469,11 @@
           </w:p>
           <w:p>
             <w:pPr>
-              <w:spacing w:before="0" w:after="0" w:line="240" w:lineRule="auto"/>
+              <w:spacing w:after="0" w:line="240" w:lineRule="auto"/>
             </w:pPr>
             <w:r>
               <w:rPr>
-                <w:rFonts w:ascii="Cambria" w:hAnsi="Cambria" w:eastAsia="Cambria"/>
+                <w:rFonts w:ascii="Cambria" w:eastAsia="Cambria" w:hAnsi="Cambria"/>
                 <w:b/>
                 <w:sz w:val="22"/>
               </w:rPr>
@@ -3336,39 +3482,33 @@
           </w:p>
           <w:p>
             <w:pPr>
-              <w:spacing w:before="0" w:after="0" w:line="240" w:lineRule="auto"/>
+              <w:spacing w:after="0" w:line="240" w:lineRule="auto"/>
             </w:pPr>
             <w:r>
               <w:rPr>
-                <w:rFonts w:ascii="Cambria" w:hAnsi="Cambria" w:eastAsia="Cambria"/>
-                <w:b w:val="0"/>
-                <w:sz w:val="19"/>
+                <w:rFonts w:ascii="Cambria" w:eastAsia="Cambria" w:hAnsi="Cambria"/>
               </w:rPr>
               <w:t>Assistant Professor</w:t>
             </w:r>
           </w:p>
           <w:p>
             <w:pPr>
-              <w:spacing w:before="0" w:after="0" w:line="240" w:lineRule="auto"/>
+              <w:spacing w:after="0" w:line="240" w:lineRule="auto"/>
             </w:pPr>
             <w:r>
               <w:rPr>
-                <w:rFonts w:ascii="Cambria" w:hAnsi="Cambria" w:eastAsia="Cambria"/>
-                <w:b w:val="0"/>
-                <w:sz w:val="19"/>
+                <w:rFonts w:ascii="Cambria" w:eastAsia="Cambria" w:hAnsi="Cambria"/>
               </w:rPr>
               <w:t>School of Computer Science &amp; Engineering</w:t>
             </w:r>
           </w:p>
           <w:p>
             <w:pPr>
-              <w:spacing w:before="0" w:after="0" w:line="240" w:lineRule="auto"/>
+              <w:spacing w:after="0" w:line="240" w:lineRule="auto"/>
             </w:pPr>
             <w:r>
               <w:rPr>
-                <w:rFonts w:ascii="Cambria" w:hAnsi="Cambria" w:eastAsia="Cambria"/>
-                <w:b w:val="0"/>
-                <w:sz w:val="19"/>
+                <w:rFonts w:ascii="Cambria" w:eastAsia="Cambria" w:hAnsi="Cambria"/>
               </w:rPr>
               <w:t>SMVDU, Katra</w:t>
             </w:r>
@@ -3376,6 +3516,7 @@
         </w:tc>
       </w:tr>
     </w:tbl>
+    <w:p/>
     <w:sectPr>
       <w:pgSz w:w="11906" w:h="16838"/>
       <w:pgMar w:top="850" w:right="907" w:bottom="737" w:left="907" w:header="720" w:footer="720" w:gutter="0"/>
